--- a/Document/Gestion_Projet_Ryan_CHAIBAT.docx
+++ b/Document/Gestion_Projet_Ryan_CHAIBAT.docx
@@ -1608,6 +1608,8 @@
         <w:t xml:space="preserve">  /src/hooks         -&gt; moteur temps reel (useLiveScores)</w:t>
         <w:br/>
         <w:t xml:space="preserve">  /src/data          -&gt; donnees (equipes, groupes, stades)</w:t>
+        <w:br/>
+        <w:t xml:space="preserve">  /api               -&gt; fonction serverless (proxy IA, cle cote serveur)</w:t>
         <w:br/>
         <w:t xml:space="preserve">  /docs              -&gt; livrables (UML, MERISE, cahiers des charges)</w:t>
         <w:br/>
